--- a/Data and protocos Houbara and Human activities Morocco/HB_Standardized_Display_Male_Search_compilation.docx
+++ b/Data and protocos Houbara and Human activities Morocco/HB_Standardized_Display_Male_Search_compilation.docx
@@ -255,7 +255,7 @@
             </w:r>
             <w:r>
               <w:rPr>
-                <w:rStyle w:val="CorpsdetexteCar"/>
+                <w:rStyle w:val="BodyTextChar"/>
                 <w:rFonts w:asciiTheme="minorHAnsi" w:hAnsiTheme="minorHAnsi"/>
               </w:rPr>
               <w:t>houbara@ecwp.net.ma</w:t>
@@ -652,7 +652,7 @@
                 <w:noProof/>
                 <w:lang w:val="en-GB"/>
               </w:rPr>
-              <w:t>11/07/2025</w:t>
+              <w:t>19/12/2025</w:t>
             </w:r>
             <w:r>
               <w:rPr>
@@ -813,7 +813,7 @@
     </w:p>
     <w:p>
       <w:pPr>
-        <w:pStyle w:val="TM1"/>
+        <w:pStyle w:val="TOC1"/>
         <w:tabs>
           <w:tab w:val="left" w:pos="480"/>
           <w:tab w:val="right" w:leader="dot" w:pos="9628"/>
@@ -847,7 +847,7 @@
       <w:hyperlink w:anchor="_Toc203121852" w:history="1">
         <w:r>
           <w:rPr>
-            <w:rStyle w:val="Lienhypertexte"/>
+            <w:rStyle w:val="Hyperlink"/>
             <w:noProof/>
             <w:lang w:val="en-GB"/>
           </w:rPr>
@@ -865,7 +865,7 @@
         </w:r>
         <w:r>
           <w:rPr>
-            <w:rStyle w:val="Lienhypertexte"/>
+            <w:rStyle w:val="Hyperlink"/>
             <w:noProof/>
             <w:lang w:val="en-GB"/>
           </w:rPr>
@@ -923,7 +923,7 @@
     </w:p>
     <w:p>
       <w:pPr>
-        <w:pStyle w:val="TM1"/>
+        <w:pStyle w:val="TOC1"/>
         <w:tabs>
           <w:tab w:val="left" w:pos="480"/>
           <w:tab w:val="right" w:leader="dot" w:pos="9628"/>
@@ -939,7 +939,7 @@
       <w:hyperlink w:anchor="_Toc203121853" w:history="1">
         <w:r>
           <w:rPr>
-            <w:rStyle w:val="Lienhypertexte"/>
+            <w:rStyle w:val="Hyperlink"/>
             <w:noProof/>
             <w:lang w:val="en-GB"/>
           </w:rPr>
@@ -957,7 +957,7 @@
         </w:r>
         <w:r>
           <w:rPr>
-            <w:rStyle w:val="Lienhypertexte"/>
+            <w:rStyle w:val="Hyperlink"/>
             <w:noProof/>
             <w:lang w:val="en-GB"/>
           </w:rPr>
@@ -1015,7 +1015,7 @@
     </w:p>
     <w:p>
       <w:pPr>
-        <w:pStyle w:val="TM1"/>
+        <w:pStyle w:val="TOC1"/>
         <w:tabs>
           <w:tab w:val="left" w:pos="480"/>
           <w:tab w:val="right" w:leader="dot" w:pos="9628"/>
@@ -1031,7 +1031,7 @@
       <w:hyperlink w:anchor="_Toc203121854" w:history="1">
         <w:r>
           <w:rPr>
-            <w:rStyle w:val="Lienhypertexte"/>
+            <w:rStyle w:val="Hyperlink"/>
             <w:noProof/>
             <w:lang w:val="en-GB"/>
           </w:rPr>
@@ -1049,7 +1049,7 @@
         </w:r>
         <w:r>
           <w:rPr>
-            <w:rStyle w:val="Lienhypertexte"/>
+            <w:rStyle w:val="Hyperlink"/>
             <w:noProof/>
             <w:lang w:val="en-GB"/>
           </w:rPr>
@@ -1107,7 +1107,7 @@
     </w:p>
     <w:p>
       <w:pPr>
-        <w:pStyle w:val="TM1"/>
+        <w:pStyle w:val="TOC1"/>
         <w:tabs>
           <w:tab w:val="left" w:pos="480"/>
           <w:tab w:val="right" w:leader="dot" w:pos="9628"/>
@@ -1123,7 +1123,7 @@
       <w:hyperlink w:anchor="_Toc203121855" w:history="1">
         <w:r>
           <w:rPr>
-            <w:rStyle w:val="Lienhypertexte"/>
+            <w:rStyle w:val="Hyperlink"/>
             <w:noProof/>
             <w:lang w:val="en-GB"/>
           </w:rPr>
@@ -1141,7 +1141,7 @@
         </w:r>
         <w:r>
           <w:rPr>
-            <w:rStyle w:val="Lienhypertexte"/>
+            <w:rStyle w:val="Hyperlink"/>
             <w:noProof/>
             <w:lang w:val="en-GB"/>
           </w:rPr>
@@ -1199,7 +1199,7 @@
     </w:p>
     <w:p>
       <w:pPr>
-        <w:pStyle w:val="TM1"/>
+        <w:pStyle w:val="TOC1"/>
         <w:tabs>
           <w:tab w:val="left" w:pos="480"/>
           <w:tab w:val="right" w:leader="dot" w:pos="9628"/>
@@ -1215,7 +1215,7 @@
       <w:hyperlink w:anchor="_Toc203121856" w:history="1">
         <w:r>
           <w:rPr>
-            <w:rStyle w:val="Lienhypertexte"/>
+            <w:rStyle w:val="Hyperlink"/>
             <w:noProof/>
             <w:lang w:val="en-GB"/>
           </w:rPr>
@@ -1233,7 +1233,7 @@
         </w:r>
         <w:r>
           <w:rPr>
-            <w:rStyle w:val="Lienhypertexte"/>
+            <w:rStyle w:val="Hyperlink"/>
             <w:noProof/>
             <w:lang w:val="en-GB"/>
           </w:rPr>
@@ -1291,7 +1291,7 @@
     </w:p>
     <w:p>
       <w:pPr>
-        <w:pStyle w:val="TM1"/>
+        <w:pStyle w:val="TOC1"/>
         <w:tabs>
           <w:tab w:val="left" w:pos="480"/>
           <w:tab w:val="right" w:leader="dot" w:pos="9628"/>
@@ -1307,7 +1307,7 @@
       <w:hyperlink w:anchor="_Toc203121857" w:history="1">
         <w:r>
           <w:rPr>
-            <w:rStyle w:val="Lienhypertexte"/>
+            <w:rStyle w:val="Hyperlink"/>
             <w:noProof/>
             <w:lang w:val="en-GB"/>
           </w:rPr>
@@ -1325,7 +1325,7 @@
         </w:r>
         <w:r>
           <w:rPr>
-            <w:rStyle w:val="Lienhypertexte"/>
+            <w:rStyle w:val="Hyperlink"/>
             <w:noProof/>
             <w:lang w:val="en-GB"/>
           </w:rPr>
@@ -1383,7 +1383,7 @@
     </w:p>
     <w:p>
       <w:pPr>
-        <w:pStyle w:val="TM1"/>
+        <w:pStyle w:val="TOC1"/>
         <w:tabs>
           <w:tab w:val="left" w:pos="480"/>
           <w:tab w:val="right" w:leader="dot" w:pos="9628"/>
@@ -1399,7 +1399,7 @@
       <w:hyperlink w:anchor="_Toc203121858" w:history="1">
         <w:r>
           <w:rPr>
-            <w:rStyle w:val="Lienhypertexte"/>
+            <w:rStyle w:val="Hyperlink"/>
             <w:noProof/>
             <w:lang w:val="en-GB"/>
           </w:rPr>
@@ -1417,7 +1417,7 @@
         </w:r>
         <w:r>
           <w:rPr>
-            <w:rStyle w:val="Lienhypertexte"/>
+            <w:rStyle w:val="Hyperlink"/>
             <w:noProof/>
             <w:lang w:val="en-GB"/>
           </w:rPr>
@@ -1475,7 +1475,7 @@
     </w:p>
     <w:p>
       <w:pPr>
-        <w:pStyle w:val="TM1"/>
+        <w:pStyle w:val="TOC1"/>
         <w:tabs>
           <w:tab w:val="left" w:pos="480"/>
           <w:tab w:val="right" w:leader="dot" w:pos="9628"/>
@@ -1491,7 +1491,7 @@
       <w:hyperlink w:anchor="_Toc203121859" w:history="1">
         <w:r>
           <w:rPr>
-            <w:rStyle w:val="Lienhypertexte"/>
+            <w:rStyle w:val="Hyperlink"/>
             <w:noProof/>
             <w:lang w:val="en-GB"/>
           </w:rPr>
@@ -1509,7 +1509,7 @@
         </w:r>
         <w:r>
           <w:rPr>
-            <w:rStyle w:val="Lienhypertexte"/>
+            <w:rStyle w:val="Hyperlink"/>
             <w:noProof/>
             <w:lang w:val="en-GB"/>
           </w:rPr>
@@ -1567,7 +1567,7 @@
     </w:p>
     <w:p>
       <w:pPr>
-        <w:pStyle w:val="TM2"/>
+        <w:pStyle w:val="TOC2"/>
         <w:tabs>
           <w:tab w:val="left" w:pos="720"/>
           <w:tab w:val="right" w:leader="dot" w:pos="9628"/>
@@ -1583,7 +1583,7 @@
       <w:hyperlink w:anchor="_Toc203121860" w:history="1">
         <w:r>
           <w:rPr>
-            <w:rStyle w:val="Lienhypertexte"/>
+            <w:rStyle w:val="Hyperlink"/>
             <w:noProof/>
             <w:lang w:val="en-GB" w:bidi="hi-IN"/>
           </w:rPr>
@@ -1601,7 +1601,7 @@
         </w:r>
         <w:r>
           <w:rPr>
-            <w:rStyle w:val="Lienhypertexte"/>
+            <w:rStyle w:val="Hyperlink"/>
             <w:noProof/>
             <w:lang w:val="en-GB" w:bidi="hi-IN"/>
           </w:rPr>
@@ -1659,7 +1659,7 @@
     </w:p>
     <w:p>
       <w:pPr>
-        <w:pStyle w:val="TM2"/>
+        <w:pStyle w:val="TOC2"/>
         <w:tabs>
           <w:tab w:val="left" w:pos="720"/>
           <w:tab w:val="right" w:leader="dot" w:pos="9628"/>
@@ -1675,7 +1675,7 @@
       <w:hyperlink w:anchor="_Toc203121861" w:history="1">
         <w:r>
           <w:rPr>
-            <w:rStyle w:val="Lienhypertexte"/>
+            <w:rStyle w:val="Hyperlink"/>
             <w:noProof/>
             <w:lang w:val="en-GB" w:bidi="hi-IN"/>
           </w:rPr>
@@ -1693,7 +1693,7 @@
         </w:r>
         <w:r>
           <w:rPr>
-            <w:rStyle w:val="Lienhypertexte"/>
+            <w:rStyle w:val="Hyperlink"/>
             <w:noProof/>
             <w:lang w:val="en-GB" w:bidi="hi-IN"/>
           </w:rPr>
@@ -1821,7 +1821,7 @@
     </w:p>
     <w:p>
       <w:pPr>
-        <w:pStyle w:val="Paragraphedeliste"/>
+        <w:pStyle w:val="ListParagraph"/>
         <w:numPr>
           <w:ilvl w:val="0"/>
           <w:numId w:val="19"/>
@@ -1854,7 +1854,7 @@
     </w:p>
     <w:p>
       <w:pPr>
-        <w:pStyle w:val="Paragraphedeliste"/>
+        <w:pStyle w:val="ListParagraph"/>
         <w:numPr>
           <w:ilvl w:val="0"/>
           <w:numId w:val="19"/>
@@ -1893,7 +1893,7 @@
     </w:p>
     <w:p>
       <w:pPr>
-        <w:pStyle w:val="Paragraphedeliste"/>
+        <w:pStyle w:val="ListParagraph"/>
         <w:numPr>
           <w:ilvl w:val="0"/>
           <w:numId w:val="19"/>
@@ -1921,26 +1921,12 @@
         <w:rPr>
           <w:lang w:val="en-GB"/>
         </w:rPr>
-        <w:t xml:space="preserve"> area </w:t>
-      </w:r>
-      <w:proofErr w:type="gramStart"/>
-      <w:r>
-        <w:rPr>
-          <w:lang w:val="en-GB"/>
-        </w:rPr>
-        <w:t>in order to</w:t>
-      </w:r>
-      <w:proofErr w:type="gramEnd"/>
-      <w:r>
-        <w:rPr>
-          <w:lang w:val="en-GB"/>
-        </w:rPr>
-        <w:t>:</w:t>
+        <w:t xml:space="preserve"> area in order to:</w:t>
       </w:r>
     </w:p>
     <w:p>
       <w:pPr>
-        <w:pStyle w:val="Paragraphedeliste"/>
+        <w:pStyle w:val="ListParagraph"/>
         <w:numPr>
           <w:ilvl w:val="2"/>
           <w:numId w:val="19"/>
@@ -1973,7 +1959,7 @@
     </w:p>
     <w:p>
       <w:pPr>
-        <w:pStyle w:val="Paragraphedeliste"/>
+        <w:pStyle w:val="ListParagraph"/>
         <w:numPr>
           <w:ilvl w:val="2"/>
           <w:numId w:val="19"/>
@@ -2008,6 +1994,7 @@
         <w:rPr>
           <w:lang w:val="en-GB"/>
         </w:rPr>
+        <w:lastRenderedPageBreak/>
         <w:t>General principles</w:t>
       </w:r>
       <w:bookmarkEnd w:id="2"/>
@@ -2034,7 +2021,20 @@
         <w:rPr>
           <w:lang w:val="en-GB"/>
         </w:rPr>
-        <w:t xml:space="preserve">s. Males are counted </w:t>
+        <w:t xml:space="preserve">s. </w:t>
+      </w:r>
+      <w:r>
+        <w:rPr>
+          <w:highlight w:val="yellow"/>
+          <w:lang w:val="en-GB"/>
+        </w:rPr>
+        <w:t>Males</w:t>
+      </w:r>
+      <w:r>
+        <w:rPr>
+          <w:lang w:val="en-GB"/>
+        </w:rPr>
+        <w:t xml:space="preserve"> are counted </w:t>
       </w:r>
       <w:r>
         <w:rPr>
@@ -2650,7 +2650,6 @@
         <w:rPr>
           <w:lang w:val="en-GB"/>
         </w:rPr>
-        <w:lastRenderedPageBreak/>
         <w:t xml:space="preserve">The </w:t>
       </w:r>
       <w:r>
@@ -2785,7 +2784,14 @@
         <w:rPr>
           <w:lang w:val="en-GB"/>
         </w:rPr>
-        <w:t>At the end of the circular observation, the observer goes to the locations where males have been observed using the landmarks noted during the observation. If the males moved, the observer goes to the place they were first detected from the observation point. Between each location, the observer goes back to the observation point to find back the landmarks before going to locate the next male.</w:t>
+        <w:t xml:space="preserve">At the end of the circular observation, the observer goes to the locations where males have been </w:t>
+      </w:r>
+      <w:r>
+        <w:rPr>
+          <w:lang w:val="en-GB"/>
+        </w:rPr>
+        <w:lastRenderedPageBreak/>
+        <w:t>observed using the landmarks noted during the observation. If the males moved, the observer goes to the place they were first detected from the observation point. Between each location, the observer goes back to the observation point to find back the landmarks before going to locate the next male.</w:t>
       </w:r>
     </w:p>
     <w:p>
@@ -3311,7 +3317,7 @@
     </w:p>
     <w:p>
       <w:pPr>
-        <w:pStyle w:val="Lgende"/>
+        <w:pStyle w:val="Caption"/>
         <w:rPr>
           <w:lang w:val="en-GB"/>
         </w:rPr>
@@ -5447,29 +5453,7 @@
                 <w:szCs w:val="20"/>
                 <w:lang w:val="en-GB"/>
               </w:rPr>
-              <w:t xml:space="preserve"> </w:t>
-            </w:r>
-            <w:proofErr w:type="gramStart"/>
-            <w:r>
-              <w:rPr>
-                <w:rFonts w:ascii="Calibri" w:eastAsia="Times New Roman" w:hAnsi="Calibri" w:cs="Times New Roman"/>
-                <w:color w:val="000000"/>
-                <w:sz w:val="20"/>
-                <w:szCs w:val="20"/>
-                <w:lang w:val="en-GB"/>
-              </w:rPr>
-              <w:t>displays</w:t>
-            </w:r>
-            <w:proofErr w:type="gramEnd"/>
-            <w:r>
-              <w:rPr>
-                <w:rFonts w:ascii="Calibri" w:eastAsia="Times New Roman" w:hAnsi="Calibri" w:cs="Times New Roman"/>
-                <w:color w:val="000000"/>
-                <w:sz w:val="20"/>
-                <w:szCs w:val="20"/>
-                <w:lang w:val="en-GB"/>
-              </w:rPr>
-              <w:t xml:space="preserve"> corresponding to what was defined as a display site (circular display)</w:t>
+              <w:t xml:space="preserve"> displays corresponding to what was defined as a display site (circular display)</w:t>
             </w:r>
           </w:p>
         </w:tc>
@@ -6519,7 +6503,7 @@
           <w:lang w:val="en-GB"/>
         </w:rPr>
         <w:drawing>
-          <wp:inline distT="0" distB="0" distL="0" distR="0" wp14:anchorId="56CA2D80" wp14:editId="123B9838">
+          <wp:inline distT="0" distB="0" distL="0" distR="0" wp14:anchorId="56CA2D80" wp14:editId="13C17FDD">
             <wp:extent cx="5040000" cy="3526047"/>
             <wp:effectExtent l="0" t="0" r="8255" b="0"/>
             <wp:docPr id="2" name="Image 2" descr="W:\Ecologie\Public Ecologie\HPM\Display Site Survey\POINTS - MAPS\Cartes\Archive\pts_obs_baten_90pts.jpg"/>
@@ -6570,7 +6554,7 @@
     </w:p>
     <w:p>
       <w:pPr>
-        <w:pStyle w:val="Lgende"/>
+        <w:pStyle w:val="Caption"/>
         <w:rPr>
           <w:lang w:val="en-GB"/>
         </w:rPr>
@@ -6639,7 +6623,7 @@
     </w:p>
     <w:p>
       <w:pPr>
-        <w:pStyle w:val="Lgende"/>
+        <w:pStyle w:val="Caption"/>
         <w:rPr>
           <w:lang w:val="en-GB"/>
         </w:rPr>
@@ -6681,7 +6665,7 @@
     </w:p>
     <w:p>
       <w:pPr>
-        <w:pStyle w:val="Lgende"/>
+        <w:pStyle w:val="Caption"/>
         <w:rPr>
           <w:lang w:val="en-GB"/>
         </w:rPr>
@@ -6689,7 +6673,7 @@
     </w:p>
     <w:p>
       <w:pPr>
-        <w:pStyle w:val="Lgende"/>
+        <w:pStyle w:val="Caption"/>
         <w:rPr>
           <w:lang w:val="en-GB"/>
         </w:rPr>
@@ -6708,7 +6692,7 @@
           <w:lang w:eastAsia="zh-CN" w:bidi="hi-IN"/>
         </w:rPr>
         <w:drawing>
-          <wp:inline distT="0" distB="0" distL="0" distR="0" wp14:anchorId="26A52610" wp14:editId="1A322ED6">
+          <wp:inline distT="0" distB="0" distL="0" distR="0" wp14:anchorId="26A52610" wp14:editId="4635A9D7">
             <wp:extent cx="5040000" cy="3601947"/>
             <wp:effectExtent l="0" t="0" r="8255" b="0"/>
             <wp:docPr id="1949426078" name="Image 2" descr="Une image contenant texte, carte, diagramme&#10;&#10;Le contenu généré par l’IA peut être incorrect."/>
@@ -6764,7 +6748,7 @@
     </w:p>
     <w:p>
       <w:pPr>
-        <w:pStyle w:val="Lgende"/>
+        <w:pStyle w:val="Caption"/>
         <w:rPr>
           <w:lang w:val="en-GB"/>
         </w:rPr>
@@ -6888,7 +6872,7 @@
 <w:ftr xmlns:wpc="http://schemas.microsoft.com/office/word/2010/wordprocessingCanvas" xmlns:cx="http://schemas.microsoft.com/office/drawing/2014/chartex" xmlns:cx1="http://schemas.microsoft.com/office/drawing/2015/9/8/chartex" xmlns:cx2="http://schemas.microsoft.com/office/drawing/2015/10/21/chartex" xmlns:cx3="http://schemas.microsoft.com/office/drawing/2016/5/9/chartex" xmlns:cx4="http://schemas.microsoft.com/office/drawing/2016/5/10/chartex" xmlns:cx5="http://schemas.microsoft.com/office/drawing/2016/5/11/chartex" xmlns:cx6="http://schemas.microsoft.com/office/drawing/2016/5/12/chartex" xmlns:cx7="http://schemas.microsoft.com/office/drawing/2016/5/13/chartex" xmlns:cx8="http://schemas.microsoft.com/office/drawing/2016/5/14/chartex" xmlns:mc="http://schemas.openxmlformats.org/markup-compatibility/2006" xmlns:aink="http://schemas.microsoft.com/office/drawing/2016/ink" xmlns:am3d="http://schemas.microsoft.com/office/drawing/2017/model3d" xmlns:o="urn:schemas-microsoft-com:office:office" xmlns:oel="http://schemas.microsoft.com/office/2019/extlst" xmlns:r="http://schemas.openxmlformats.org/officeDocument/2006/relationships" xmlns:m="http://schemas.openxmlformats.org/officeDocument/2006/math" xmlns:v="urn:schemas-microsoft-com:vml" xmlns:wp14="http://schemas.microsoft.com/office/word/2010/wordprocessingDrawing" xmlns:wp="http://schemas.openxmlformats.org/drawingml/2006/wordprocessingDrawing" xmlns:w10="urn:schemas-microsoft-com:office:word" xmlns:w="http://schemas.openxmlformats.org/wordprocessingml/2006/main" xmlns:w14="http://schemas.microsoft.com/office/word/2010/wordml" xmlns:w15="http://schemas.microsoft.com/office/word/2012/wordml" xmlns:w16cex="http://schemas.microsoft.com/office/word/2018/wordml/cex" xmlns:w16cid="http://schemas.microsoft.com/office/word/2016/wordml/cid" xmlns:w16="http://schemas.microsoft.com/office/word/2018/wordml" xmlns:w16du="http://schemas.microsoft.com/office/word/2023/wordml/word16du" xmlns:w16sdtdh="http://schemas.microsoft.com/office/word/2020/wordml/sdtdatahash" xmlns:w16sdtfl="http://schemas.microsoft.com/office/word/2024/wordml/sdtformatlock" xmlns:w16se="http://schemas.microsoft.com/office/word/2015/wordml/symex" xmlns:wpg="http://schemas.microsoft.com/office/word/2010/wordprocessingGroup" xmlns:wpi="http://schemas.microsoft.com/office/word/2010/wordprocessingInk" xmlns:wne="http://schemas.microsoft.com/office/word/2006/wordml" xmlns:wps="http://schemas.microsoft.com/office/word/2010/wordprocessingShape" mc:Ignorable="w14 w15 w16se w16cid w16 w16cex w16sdtdh w16sdtfl w16du wp14">
   <w:p>
     <w:pPr>
-      <w:pStyle w:val="Pieddepage"/>
+      <w:pStyle w:val="Footer"/>
       <w:jc w:val="right"/>
       <w:rPr>
         <w:rFonts w:ascii="Arial" w:hAnsi="Arial" w:cs="Arial"/>
@@ -7038,7 +7022,7 @@
     <w:lvl w:ilvl="1">
       <w:start w:val="1"/>
       <w:numFmt w:val="none"/>
-      <w:pStyle w:val="Titre2"/>
+      <w:pStyle w:val="Heading2"/>
       <w:suff w:val="nothing"/>
       <w:lvlText w:val=""/>
       <w:lvlJc w:val="left"/>
@@ -7148,7 +7132,7 @@
     <w:lvl w:ilvl="0" w:tplc="A4AA7DA8">
       <w:start w:val="2009"/>
       <w:numFmt w:val="bullet"/>
-      <w:pStyle w:val="Paragraphedeliste"/>
+      <w:pStyle w:val="ListParagraph"/>
       <w:lvlText w:val="-"/>
       <w:lvlJc w:val="left"/>
       <w:pPr>
@@ -8811,11 +8795,11 @@
       <w:jc w:val="both"/>
     </w:pPr>
   </w:style>
-  <w:style w:type="paragraph" w:styleId="Titre1">
+  <w:style w:type="paragraph" w:styleId="Heading1">
     <w:name w:val="heading 1"/>
     <w:basedOn w:val="Normal"/>
     <w:next w:val="Normal"/>
-    <w:link w:val="Titre1Car"/>
+    <w:link w:val="Heading1Char"/>
     <w:uiPriority w:val="9"/>
     <w:qFormat/>
     <w:rsid w:val="00E73528"/>
@@ -8834,10 +8818,10 @@
       <w:szCs w:val="28"/>
     </w:rPr>
   </w:style>
-  <w:style w:type="paragraph" w:styleId="Titre2">
+  <w:style w:type="paragraph" w:styleId="Heading2">
     <w:name w:val="heading 2"/>
-    <w:basedOn w:val="Titre"/>
-    <w:next w:val="Corpsdetexte"/>
+    <w:basedOn w:val="Title"/>
+    <w:next w:val="BodyText"/>
     <w:pPr>
       <w:numPr>
         <w:ilvl w:val="1"/>
@@ -8855,13 +8839,13 @@
       <w:szCs w:val="36"/>
     </w:rPr>
   </w:style>
-  <w:style w:type="character" w:default="1" w:styleId="Policepardfaut">
+  <w:style w:type="character" w:default="1" w:styleId="DefaultParagraphFont">
     <w:name w:val="Default Paragraph Font"/>
     <w:uiPriority w:val="1"/>
     <w:semiHidden/>
     <w:unhideWhenUsed/>
   </w:style>
-  <w:style w:type="table" w:default="1" w:styleId="TableauNormal">
+  <w:style w:type="table" w:default="1" w:styleId="TableNormal">
     <w:name w:val="Normal Table"/>
     <w:uiPriority w:val="99"/>
     <w:semiHidden/>
@@ -8876,7 +8860,7 @@
       </w:tblCellMar>
     </w:tblPr>
   </w:style>
-  <w:style w:type="numbering" w:default="1" w:styleId="Aucuneliste">
+  <w:style w:type="numbering" w:default="1" w:styleId="NoList">
     <w:name w:val="No List"/>
     <w:uiPriority w:val="99"/>
     <w:semiHidden/>
@@ -9018,10 +9002,10 @@
       <w:rFonts w:cs="Courier New"/>
     </w:rPr>
   </w:style>
-  <w:style w:type="paragraph" w:styleId="Titre">
+  <w:style w:type="paragraph" w:styleId="Title">
     <w:name w:val="Title"/>
     <w:basedOn w:val="Standard"/>
-    <w:next w:val="Corpsdetexte"/>
+    <w:next w:val="BodyText"/>
     <w:pPr>
       <w:keepNext/>
       <w:spacing w:before="240" w:after="120"/>
@@ -9032,19 +9016,19 @@
       <w:szCs w:val="28"/>
     </w:rPr>
   </w:style>
-  <w:style w:type="paragraph" w:styleId="Corpsdetexte">
+  <w:style w:type="paragraph" w:styleId="BodyText">
     <w:name w:val="Body Text"/>
     <w:basedOn w:val="Standard"/>
-    <w:link w:val="CorpsdetexteCar"/>
+    <w:link w:val="BodyTextChar"/>
     <w:pPr>
       <w:spacing w:after="120"/>
     </w:pPr>
   </w:style>
-  <w:style w:type="paragraph" w:styleId="Liste">
+  <w:style w:type="paragraph" w:styleId="List">
     <w:name w:val="List"/>
-    <w:basedOn w:val="Corpsdetexte"/>
+    <w:basedOn w:val="BodyText"/>
   </w:style>
-  <w:style w:type="paragraph" w:styleId="Lgende">
+  <w:style w:type="paragraph" w:styleId="Caption">
     <w:name w:val="caption"/>
     <w:aliases w:val="Table"/>
     <w:basedOn w:val="Standard"/>
@@ -9071,7 +9055,7 @@
       <w:suppressLineNumbers/>
     </w:pPr>
   </w:style>
-  <w:style w:type="paragraph" w:styleId="Paragraphedeliste">
+  <w:style w:type="paragraph" w:styleId="ListParagraph">
     <w:name w:val="List Paragraph"/>
     <w:basedOn w:val="Standard"/>
     <w:autoRedefine/>
@@ -9089,10 +9073,10 @@
       <w:sz w:val="22"/>
     </w:rPr>
   </w:style>
-  <w:style w:type="character" w:customStyle="1" w:styleId="CorpsdetexteCar">
-    <w:name w:val="Corps de texte Car"/>
-    <w:basedOn w:val="Policepardfaut"/>
-    <w:link w:val="Corpsdetexte"/>
+  <w:style w:type="character" w:customStyle="1" w:styleId="BodyTextChar">
+    <w:name w:val="Body Text Char"/>
+    <w:basedOn w:val="DefaultParagraphFont"/>
+    <w:link w:val="BodyText"/>
     <w:rsid w:val="00F0781C"/>
     <w:rPr>
       <w:rFonts w:ascii="Times New Roman" w:eastAsia="SimSun" w:hAnsi="Times New Roman" w:cs="Mangal"/>
@@ -9102,10 +9086,10 @@
       <w:lang w:eastAsia="zh-CN" w:bidi="hi-IN"/>
     </w:rPr>
   </w:style>
-  <w:style w:type="paragraph" w:styleId="Textedebulles">
+  <w:style w:type="paragraph" w:styleId="BalloonText">
     <w:name w:val="Balloon Text"/>
     <w:basedOn w:val="Normal"/>
-    <w:link w:val="TextedebullesCar"/>
+    <w:link w:val="BalloonTextChar"/>
     <w:uiPriority w:val="99"/>
     <w:semiHidden/>
     <w:unhideWhenUsed/>
@@ -9119,10 +9103,10 @@
       <w:szCs w:val="16"/>
     </w:rPr>
   </w:style>
-  <w:style w:type="character" w:customStyle="1" w:styleId="TextedebullesCar">
-    <w:name w:val="Texte de bulles Car"/>
-    <w:basedOn w:val="Policepardfaut"/>
-    <w:link w:val="Textedebulles"/>
+  <w:style w:type="character" w:customStyle="1" w:styleId="BalloonTextChar">
+    <w:name w:val="Balloon Text Char"/>
+    <w:basedOn w:val="DefaultParagraphFont"/>
+    <w:link w:val="BalloonText"/>
     <w:uiPriority w:val="99"/>
     <w:semiHidden/>
     <w:rsid w:val="00F0781C"/>
@@ -9132,9 +9116,9 @@
       <w:szCs w:val="16"/>
     </w:rPr>
   </w:style>
-  <w:style w:type="table" w:styleId="Grilledutableau">
+  <w:style w:type="table" w:styleId="TableGrid">
     <w:name w:val="Table Grid"/>
-    <w:basedOn w:val="TableauNormal"/>
+    <w:basedOn w:val="TableNormal"/>
     <w:uiPriority w:val="59"/>
     <w:rsid w:val="00EE6CC0"/>
     <w:pPr>
@@ -9155,10 +9139,10 @@
       </w:tblBorders>
     </w:tblPr>
   </w:style>
-  <w:style w:type="paragraph" w:styleId="En-tte">
+  <w:style w:type="paragraph" w:styleId="Header">
     <w:name w:val="header"/>
     <w:basedOn w:val="Normal"/>
-    <w:link w:val="En-tteCar"/>
+    <w:link w:val="HeaderChar"/>
     <w:uiPriority w:val="99"/>
     <w:unhideWhenUsed/>
     <w:rsid w:val="006516D4"/>
@@ -9170,17 +9154,17 @@
       <w:spacing w:line="240" w:lineRule="auto"/>
     </w:pPr>
   </w:style>
-  <w:style w:type="character" w:customStyle="1" w:styleId="En-tteCar">
-    <w:name w:val="En-tête Car"/>
-    <w:basedOn w:val="Policepardfaut"/>
-    <w:link w:val="En-tte"/>
+  <w:style w:type="character" w:customStyle="1" w:styleId="HeaderChar">
+    <w:name w:val="Header Char"/>
+    <w:basedOn w:val="DefaultParagraphFont"/>
+    <w:link w:val="Header"/>
     <w:uiPriority w:val="99"/>
     <w:rsid w:val="006516D4"/>
   </w:style>
-  <w:style w:type="paragraph" w:styleId="Pieddepage">
+  <w:style w:type="paragraph" w:styleId="Footer">
     <w:name w:val="footer"/>
     <w:basedOn w:val="Normal"/>
-    <w:link w:val="PieddepageCar"/>
+    <w:link w:val="FooterChar"/>
     <w:uiPriority w:val="99"/>
     <w:unhideWhenUsed/>
     <w:rsid w:val="006516D4"/>
@@ -9192,16 +9176,16 @@
       <w:spacing w:line="240" w:lineRule="auto"/>
     </w:pPr>
   </w:style>
-  <w:style w:type="character" w:customStyle="1" w:styleId="PieddepageCar">
-    <w:name w:val="Pied de page Car"/>
-    <w:basedOn w:val="Policepardfaut"/>
-    <w:link w:val="Pieddepage"/>
+  <w:style w:type="character" w:customStyle="1" w:styleId="FooterChar">
+    <w:name w:val="Footer Char"/>
+    <w:basedOn w:val="DefaultParagraphFont"/>
+    <w:link w:val="Footer"/>
     <w:uiPriority w:val="99"/>
     <w:rsid w:val="006516D4"/>
   </w:style>
   <w:style w:type="paragraph" w:customStyle="1" w:styleId="Titre1MR">
     <w:name w:val="Titre 1 MR"/>
-    <w:basedOn w:val="Titre1"/>
+    <w:basedOn w:val="Heading1"/>
     <w:next w:val="Normal"/>
     <w:autoRedefine/>
     <w:qFormat/>
@@ -9221,7 +9205,7 @@
   </w:style>
   <w:style w:type="paragraph" w:customStyle="1" w:styleId="Titre2MR">
     <w:name w:val="Titre 2 MR"/>
-    <w:basedOn w:val="Titre2"/>
+    <w:basedOn w:val="Heading2"/>
     <w:next w:val="Normal"/>
     <w:autoRedefine/>
     <w:qFormat/>
@@ -9240,10 +9224,10 @@
       <w:szCs w:val="24"/>
     </w:rPr>
   </w:style>
-  <w:style w:type="character" w:customStyle="1" w:styleId="Titre1Car">
-    <w:name w:val="Titre 1 Car"/>
-    <w:basedOn w:val="Policepardfaut"/>
-    <w:link w:val="Titre1"/>
+  <w:style w:type="character" w:customStyle="1" w:styleId="Heading1Char">
+    <w:name w:val="Heading 1 Char"/>
+    <w:basedOn w:val="DefaultParagraphFont"/>
+    <w:link w:val="Heading1"/>
     <w:uiPriority w:val="9"/>
     <w:rsid w:val="00E73528"/>
     <w:rPr>
@@ -9270,9 +9254,9 @@
     <w:qFormat/>
     <w:rsid w:val="003E4569"/>
   </w:style>
-  <w:style w:type="paragraph" w:styleId="En-ttedetabledesmatires">
+  <w:style w:type="paragraph" w:styleId="TOCHeading">
     <w:name w:val="TOC Heading"/>
-    <w:basedOn w:val="Titre1"/>
+    <w:basedOn w:val="Heading1"/>
     <w:next w:val="Normal"/>
     <w:uiPriority w:val="39"/>
     <w:semiHidden/>
@@ -9283,9 +9267,9 @@
       <w:outlineLvl w:val="9"/>
     </w:pPr>
   </w:style>
-  <w:style w:type="character" w:styleId="Lienhypertexte">
+  <w:style w:type="character" w:styleId="Hyperlink">
     <w:name w:val="Hyperlink"/>
-    <w:basedOn w:val="Policepardfaut"/>
+    <w:basedOn w:val="DefaultParagraphFont"/>
     <w:uiPriority w:val="99"/>
     <w:unhideWhenUsed/>
     <w:rsid w:val="00B02769"/>
@@ -9294,7 +9278,7 @@
       <w:u w:val="single"/>
     </w:rPr>
   </w:style>
-  <w:style w:type="paragraph" w:styleId="TM9">
+  <w:style w:type="paragraph" w:styleId="TOC9">
     <w:name w:val="toc 9"/>
     <w:basedOn w:val="Normal"/>
     <w:next w:val="Normal"/>
@@ -9307,7 +9291,7 @@
       <w:ind w:left="1760"/>
     </w:pPr>
   </w:style>
-  <w:style w:type="paragraph" w:styleId="TM1">
+  <w:style w:type="paragraph" w:styleId="TOC1">
     <w:name w:val="toc 1"/>
     <w:basedOn w:val="Normal"/>
     <w:next w:val="Normal"/>
@@ -9316,7 +9300,7 @@
     <w:unhideWhenUsed/>
     <w:rsid w:val="00B02769"/>
   </w:style>
-  <w:style w:type="paragraph" w:styleId="TM2">
+  <w:style w:type="paragraph" w:styleId="TOC2">
     <w:name w:val="toc 2"/>
     <w:basedOn w:val="Normal"/>
     <w:next w:val="Normal"/>
@@ -9328,9 +9312,9 @@
       <w:ind w:left="220"/>
     </w:pPr>
   </w:style>
-  <w:style w:type="character" w:styleId="Textedelespacerserv">
+  <w:style w:type="character" w:styleId="PlaceholderText">
     <w:name w:val="Placeholder Text"/>
-    <w:basedOn w:val="Policepardfaut"/>
+    <w:basedOn w:val="DefaultParagraphFont"/>
     <w:uiPriority w:val="99"/>
     <w:semiHidden/>
     <w:rsid w:val="008F4AAA"/>
@@ -9340,7 +9324,7 @@
   </w:style>
   <w:style w:type="paragraph" w:customStyle="1" w:styleId="Style3">
     <w:name w:val="Style3"/>
-    <w:basedOn w:val="Paragraphedeliste"/>
+    <w:basedOn w:val="ListParagraph"/>
     <w:autoRedefine/>
     <w:qFormat/>
     <w:rsid w:val="00661E51"/>
